--- a/MYSQL/Demo/1st_practice.docx
+++ b/MYSQL/Demo/1st_practice.docx
@@ -20,6 +20,17 @@
           <w:lang w:eastAsia="en-IN" w:bidi="mr-IN"/>
         </w:rPr>
       </w:pPr>
+      <w:r>
+        <w:rPr>
+          <w:rFonts w:ascii="Times New Roman" w:eastAsia="Times New Roman" w:hAnsi="Times New Roman" w:cs="Times New Roman"/>
+          <w:b/>
+          <w:bCs/>
+          <w:sz w:val="24"/>
+          <w:szCs w:val="24"/>
+          <w:lang w:eastAsia="en-IN" w:bidi="mr-IN"/>
+        </w:rPr>
+        <w:t xml:space="preserve"> </w:t>
+      </w:r>
       <w:r>
         <w:rPr>
           <w:rFonts w:ascii="Times New Roman" w:eastAsia="Times New Roman" w:hAnsi="Times New Roman" w:cs="Times New Roman"/>
@@ -482,6 +493,136 @@
     </w:p>
     <w:p>
       <w:pPr>
+        <w:rPr>
+          <w:b/>
+          <w:bCs/>
+          <w:sz w:val="24"/>
+          <w:szCs w:val="24"/>
+        </w:rPr>
+      </w:pPr>
+    </w:p>
+    <w:p>
+      <w:pPr>
+        <w:rPr>
+          <w:b/>
+          <w:bCs/>
+          <w:sz w:val="24"/>
+          <w:szCs w:val="24"/>
+        </w:rPr>
+      </w:pPr>
+    </w:p>
+    <w:p>
+      <w:pPr>
+        <w:rPr>
+          <w:b/>
+          <w:bCs/>
+          <w:sz w:val="24"/>
+          <w:szCs w:val="24"/>
+        </w:rPr>
+      </w:pPr>
+    </w:p>
+    <w:p>
+      <w:pPr>
+        <w:rPr>
+          <w:b/>
+          <w:bCs/>
+          <w:sz w:val="24"/>
+          <w:szCs w:val="24"/>
+        </w:rPr>
+      </w:pPr>
+    </w:p>
+    <w:p>
+      <w:pPr>
+        <w:rPr>
+          <w:b/>
+          <w:bCs/>
+          <w:sz w:val="24"/>
+          <w:szCs w:val="24"/>
+        </w:rPr>
+      </w:pPr>
+    </w:p>
+    <w:p>
+      <w:pPr>
+        <w:rPr>
+          <w:b/>
+          <w:bCs/>
+          <w:sz w:val="24"/>
+          <w:szCs w:val="24"/>
+        </w:rPr>
+      </w:pPr>
+    </w:p>
+    <w:p>
+      <w:pPr>
+        <w:rPr>
+          <w:b/>
+          <w:bCs/>
+          <w:sz w:val="24"/>
+          <w:szCs w:val="24"/>
+        </w:rPr>
+      </w:pPr>
+    </w:p>
+    <w:p>
+      <w:pPr>
+        <w:rPr>
+          <w:b/>
+          <w:bCs/>
+          <w:sz w:val="24"/>
+          <w:szCs w:val="24"/>
+        </w:rPr>
+      </w:pPr>
+    </w:p>
+    <w:p>
+      <w:pPr>
+        <w:rPr>
+          <w:b/>
+          <w:bCs/>
+          <w:sz w:val="24"/>
+          <w:szCs w:val="24"/>
+        </w:rPr>
+      </w:pPr>
+    </w:p>
+    <w:p>
+      <w:pPr>
+        <w:rPr>
+          <w:b/>
+          <w:bCs/>
+          <w:sz w:val="24"/>
+          <w:szCs w:val="24"/>
+        </w:rPr>
+      </w:pPr>
+    </w:p>
+    <w:p>
+      <w:pPr>
+        <w:rPr>
+          <w:b/>
+          <w:bCs/>
+          <w:sz w:val="24"/>
+          <w:szCs w:val="24"/>
+        </w:rPr>
+      </w:pPr>
+    </w:p>
+    <w:p>
+      <w:pPr>
+        <w:rPr>
+          <w:b/>
+          <w:bCs/>
+          <w:sz w:val="24"/>
+          <w:szCs w:val="24"/>
+        </w:rPr>
+      </w:pPr>
+    </w:p>
+    <w:p>
+      <w:pPr>
+        <w:rPr>
+          <w:b/>
+          <w:bCs/>
+          <w:sz w:val="24"/>
+          <w:szCs w:val="24"/>
+        </w:rPr>
+      </w:pPr>
+    </w:p>
+    <w:p>
+      <w:pPr>
         <w:pStyle w:val="ListParagraph"/>
         <w:numPr>
           <w:ilvl w:val="0"/>
@@ -495,6 +636,7 @@
         </w:rPr>
       </w:pPr>
       <w:r>
+        <w:lastRenderedPageBreak/>
         <w:t>Find departments having more than 2 employees.</w:t>
       </w:r>
     </w:p>
@@ -515,7 +657,6 @@
           <w:sz w:val="24"/>
           <w:szCs w:val="24"/>
         </w:rPr>
-        <w:lastRenderedPageBreak/>
         <w:drawing>
           <wp:inline distT="0" distB="0" distL="0" distR="0" wp14:anchorId="52EAC856" wp14:editId="22265847">
             <wp:extent cx="5731510" cy="3795395"/>
@@ -693,7 +834,6 @@
     <w:p/>
     <w:p>
       <w:r>
-        <w:lastRenderedPageBreak/>
         <w:t>10. Find second highest salary.</w:t>
       </w:r>
     </w:p>
@@ -811,7 +951,88 @@
       </w:r>
     </w:p>
     <w:p>
-      <w:r>
+      <w:pPr>
+        <w:rPr>
+          <w:b/>
+          <w:bCs/>
+          <w:sz w:val="24"/>
+          <w:szCs w:val="24"/>
+        </w:rPr>
+      </w:pPr>
+    </w:p>
+    <w:p>
+      <w:pPr>
+        <w:rPr>
+          <w:b/>
+          <w:bCs/>
+          <w:sz w:val="24"/>
+          <w:szCs w:val="24"/>
+        </w:rPr>
+      </w:pPr>
+    </w:p>
+    <w:p>
+      <w:pPr>
+        <w:rPr>
+          <w:b/>
+          <w:bCs/>
+          <w:sz w:val="24"/>
+          <w:szCs w:val="24"/>
+        </w:rPr>
+      </w:pPr>
+    </w:p>
+    <w:p>
+      <w:pPr>
+        <w:rPr>
+          <w:b/>
+          <w:bCs/>
+          <w:sz w:val="24"/>
+          <w:szCs w:val="24"/>
+        </w:rPr>
+      </w:pPr>
+    </w:p>
+    <w:p>
+      <w:pPr>
+        <w:rPr>
+          <w:b/>
+          <w:bCs/>
+          <w:sz w:val="24"/>
+          <w:szCs w:val="24"/>
+        </w:rPr>
+      </w:pPr>
+    </w:p>
+    <w:p>
+      <w:pPr>
+        <w:rPr>
+          <w:b/>
+          <w:bCs/>
+          <w:sz w:val="24"/>
+          <w:szCs w:val="24"/>
+        </w:rPr>
+      </w:pPr>
+    </w:p>
+    <w:p>
+      <w:pPr>
+        <w:rPr>
+          <w:b/>
+          <w:bCs/>
+          <w:sz w:val="24"/>
+          <w:szCs w:val="24"/>
+        </w:rPr>
+      </w:pPr>
+    </w:p>
+    <w:p>
+      <w:pPr>
+        <w:rPr>
+          <w:b/>
+          <w:bCs/>
+          <w:sz w:val="24"/>
+          <w:szCs w:val="24"/>
+        </w:rPr>
+      </w:pPr>
+    </w:p>
+    <w:p>
+      <w:r>
+        <w:lastRenderedPageBreak/>
         <w:t>12. Display employees whose salary is greater than average salary.</w:t>
       </w:r>
     </w:p>
@@ -871,7 +1092,6 @@
     </w:p>
     <w:p>
       <w:r>
-        <w:lastRenderedPageBreak/>
         <w:t>13. Find employees whose salary is between 50000 and 70000.</w:t>
       </w:r>
     </w:p>
@@ -1052,19 +1272,30 @@
         <w:rPr>
           <w:b/>
           <w:bCs/>
-          <w:color w:val="FF0000"/>
-          <w:sz w:val="32"/>
-          <w:szCs w:val="32"/>
-        </w:rPr>
-      </w:pPr>
-      <w:r>
-        <w:rPr>
-          <w:b/>
-          <w:bCs/>
-          <w:color w:val="FF0000"/>
-          <w:sz w:val="32"/>
-          <w:szCs w:val="32"/>
-        </w:rPr>
+          <w:sz w:val="24"/>
+          <w:szCs w:val="24"/>
+        </w:rPr>
+      </w:pPr>
+    </w:p>
+    <w:p>
+      <w:pPr>
+        <w:rPr>
+          <w:b/>
+          <w:bCs/>
+          <w:color w:val="FF0000"/>
+          <w:sz w:val="32"/>
+          <w:szCs w:val="32"/>
+        </w:rPr>
+      </w:pPr>
+      <w:r>
+        <w:rPr>
+          <w:b/>
+          <w:bCs/>
+          <w:color w:val="FF0000"/>
+          <w:sz w:val="32"/>
+          <w:szCs w:val="32"/>
+        </w:rPr>
+        <w:lastRenderedPageBreak/>
         <w:t>HARD LEVEL</w:t>
       </w:r>
     </w:p>
@@ -1131,7 +1362,6 @@
     </w:p>
     <w:p>
       <w:r>
-        <w:lastRenderedPageBreak/>
         <w:t>17. Find employees earning more than their manager.</w:t>
       </w:r>
     </w:p>
@@ -1253,7 +1483,19 @@
       </w:r>
     </w:p>
     <w:p>
-      <w:r>
+      <w:pPr>
+        <w:rPr>
+          <w:b/>
+          <w:bCs/>
+          <w:color w:val="FF0000"/>
+          <w:sz w:val="32"/>
+          <w:szCs w:val="32"/>
+        </w:rPr>
+      </w:pPr>
+    </w:p>
+    <w:p>
+      <w:r>
+        <w:lastRenderedPageBreak/>
         <w:t>19. Find department having highest average salary.</w:t>
       </w:r>
     </w:p>
@@ -1315,7 +1557,6 @@
     </w:p>
     <w:p>
       <w:r>
-        <w:lastRenderedPageBreak/>
         <w:t>20. Rank employees according to salary.</w:t>
       </w:r>
     </w:p>
@@ -1376,6 +1617,83 @@
       </w:r>
     </w:p>
     <w:p>
+      <w:pPr>
+        <w:rPr>
+          <w:b/>
+          <w:bCs/>
+          <w:color w:val="FF0000"/>
+          <w:sz w:val="32"/>
+          <w:szCs w:val="32"/>
+        </w:rPr>
+      </w:pPr>
+    </w:p>
+    <w:p>
+      <w:pPr>
+        <w:rPr>
+          <w:b/>
+          <w:bCs/>
+          <w:color w:val="FF0000"/>
+          <w:sz w:val="32"/>
+          <w:szCs w:val="32"/>
+        </w:rPr>
+      </w:pPr>
+    </w:p>
+    <w:p>
+      <w:pPr>
+        <w:rPr>
+          <w:b/>
+          <w:bCs/>
+          <w:color w:val="FF0000"/>
+          <w:sz w:val="32"/>
+          <w:szCs w:val="32"/>
+        </w:rPr>
+      </w:pPr>
+    </w:p>
+    <w:p>
+      <w:pPr>
+        <w:rPr>
+          <w:b/>
+          <w:bCs/>
+          <w:color w:val="FF0000"/>
+          <w:sz w:val="32"/>
+          <w:szCs w:val="32"/>
+        </w:rPr>
+      </w:pPr>
+    </w:p>
+    <w:p>
+      <w:pPr>
+        <w:rPr>
+          <w:b/>
+          <w:bCs/>
+          <w:color w:val="FF0000"/>
+          <w:sz w:val="32"/>
+          <w:szCs w:val="32"/>
+        </w:rPr>
+      </w:pPr>
+    </w:p>
+    <w:p>
+      <w:pPr>
+        <w:rPr>
+          <w:b/>
+          <w:bCs/>
+          <w:color w:val="FF0000"/>
+          <w:sz w:val="32"/>
+          <w:szCs w:val="32"/>
+        </w:rPr>
+      </w:pPr>
+    </w:p>
+    <w:p>
+      <w:pPr>
+        <w:rPr>
+          <w:b/>
+          <w:bCs/>
+          <w:color w:val="FF0000"/>
+          <w:sz w:val="32"/>
+          <w:szCs w:val="32"/>
+        </w:rPr>
+      </w:pPr>
+    </w:p>
+    <w:p>
       <w:r>
         <w:t>21. Dense Rank.</w:t>
       </w:r>
@@ -1510,7 +1828,6 @@
     </w:p>
     <w:p>
       <w:r>
-        <w:lastRenderedPageBreak/>
         <w:t>23. Find Top 3 highest salaries.</w:t>
       </w:r>
     </w:p>
@@ -1577,6 +1894,7 @@
         </w:rPr>
       </w:pPr>
       <w:r>
+        <w:lastRenderedPageBreak/>
         <w:t>24. Find Nth highest salary (3rd).</w:t>
       </w:r>
       <w:r>
@@ -1698,6 +2016,61 @@
     </w:p>
     <w:p>
       <w:pPr>
+        <w:rPr>
+          <w:b/>
+          <w:bCs/>
+          <w:color w:val="FF0000"/>
+          <w:sz w:val="32"/>
+          <w:szCs w:val="32"/>
+        </w:rPr>
+      </w:pPr>
+    </w:p>
+    <w:p>
+      <w:pPr>
+        <w:rPr>
+          <w:b/>
+          <w:bCs/>
+          <w:color w:val="FF0000"/>
+          <w:sz w:val="32"/>
+          <w:szCs w:val="32"/>
+        </w:rPr>
+      </w:pPr>
+    </w:p>
+    <w:p>
+      <w:pPr>
+        <w:rPr>
+          <w:b/>
+          <w:bCs/>
+          <w:color w:val="FF0000"/>
+          <w:sz w:val="32"/>
+          <w:szCs w:val="32"/>
+        </w:rPr>
+      </w:pPr>
+    </w:p>
+    <w:p>
+      <w:pPr>
+        <w:rPr>
+          <w:b/>
+          <w:bCs/>
+          <w:color w:val="FF0000"/>
+          <w:sz w:val="32"/>
+          <w:szCs w:val="32"/>
+        </w:rPr>
+      </w:pPr>
+    </w:p>
+    <w:p>
+      <w:pPr>
+        <w:rPr>
+          <w:b/>
+          <w:bCs/>
+          <w:color w:val="FF0000"/>
+          <w:sz w:val="32"/>
+          <w:szCs w:val="32"/>
+        </w:rPr>
+      </w:pPr>
+    </w:p>
+    <w:p>
+      <w:pPr>
         <w:pStyle w:val="Heading2"/>
         <w:rPr>
           <w:sz w:val="24"/>
@@ -2063,6 +2436,7 @@
         <w:rPr>
           <w:b/>
           <w:bCs/>
+          <w:noProof/>
           <w:color w:val="FF0000"/>
         </w:rPr>
         <w:drawing>
@@ -2126,6 +2500,7 @@
         <w:rPr>
           <w:b/>
           <w:bCs/>
+          <w:noProof/>
           <w:color w:val="FF0000"/>
         </w:rPr>
         <w:drawing>
@@ -2182,6 +2557,7 @@
         <w:rPr>
           <w:b/>
           <w:bCs/>
+          <w:noProof/>
           <w:color w:val="FF0000"/>
         </w:rPr>
         <w:drawing>
@@ -2239,6 +2615,7 @@
         <w:rPr>
           <w:b/>
           <w:bCs/>
+          <w:noProof/>
           <w:color w:val="FF0000"/>
         </w:rPr>
         <w:drawing>
@@ -2295,6 +2672,7 @@
         <w:rPr>
           <w:b/>
           <w:bCs/>
+          <w:noProof/>
           <w:color w:val="FF0000"/>
         </w:rPr>
         <w:drawing>
@@ -2351,6 +2729,7 @@
         <w:rPr>
           <w:b/>
           <w:bCs/>
+          <w:noProof/>
           <w:color w:val="FF0000"/>
         </w:rPr>
         <w:drawing>
@@ -2414,6 +2793,7 @@
         <w:rPr>
           <w:b/>
           <w:bCs/>
+          <w:noProof/>
           <w:color w:val="FF0000"/>
         </w:rPr>
         <w:drawing>
@@ -2478,6 +2858,7 @@
         <w:rPr>
           <w:b/>
           <w:bCs/>
+          <w:noProof/>
           <w:color w:val="FF0000"/>
         </w:rPr>
         <w:drawing>
@@ -2519,14 +2900,14 @@
     </w:p>
     <w:p>
       <w:r>
-        <w:t>10.</w:t>
-      </w:r>
-      <w:r>
-        <w:t>Count of employees per department (including departments with zero employees)</w:t>
-      </w:r>
-    </w:p>
-    <w:p>
-      <w:r>
+        <w:t>10.Count of employees per department (including departments with zero employees)</w:t>
+      </w:r>
+    </w:p>
+    <w:p>
+      <w:r>
+        <w:rPr>
+          <w:noProof/>
+        </w:rPr>
         <w:drawing>
           <wp:inline distT="0" distB="0" distL="0" distR="0" wp14:anchorId="6E772565" wp14:editId="44A7200E">
             <wp:extent cx="5731510" cy="2048510"/>
@@ -2563,9 +2944,7 @@
           </wp:inline>
         </w:drawing>
       </w:r>
-      <w:bookmarkStart w:id="0" w:name="_GoBack"/>
-    </w:p>
-    <w:bookmarkEnd w:id="0"/>
+    </w:p>
     <w:p>
       <w:r>
         <w:t xml:space="preserve">11. Who are the managers (i.e., appear in </w:t>
@@ -2581,6 +2960,9 @@
     </w:p>
     <w:p>
       <w:r>
+        <w:rPr>
+          <w:noProof/>
+        </w:rPr>
         <w:drawing>
           <wp:inline distT="0" distB="0" distL="0" distR="0" wp14:anchorId="5651245C" wp14:editId="20022847">
             <wp:extent cx="5731510" cy="2131060"/>
@@ -2626,6 +3008,8 @@
           <w:color w:val="FF0000"/>
         </w:rPr>
       </w:pPr>
+      <w:bookmarkStart w:id="0" w:name="_GoBack"/>
+      <w:bookmarkEnd w:id="0"/>
     </w:p>
     <w:sectPr>
       <w:pgSz w:w="11906" w:h="16838"/>

--- a/MYSQL/Demo/1st_practice.docx
+++ b/MYSQL/Demo/1st_practice.docx
@@ -20,6 +20,17 @@
           <w:lang w:eastAsia="en-IN" w:bidi="mr-IN"/>
         </w:rPr>
       </w:pPr>
+      <w:r>
+        <w:rPr>
+          <w:rFonts w:ascii="Times New Roman" w:eastAsia="Times New Roman" w:hAnsi="Times New Roman" w:cs="Times New Roman"/>
+          <w:b/>
+          <w:bCs/>
+          <w:sz w:val="24"/>
+          <w:szCs w:val="24"/>
+          <w:lang w:eastAsia="en-IN" w:bidi="mr-IN"/>
+        </w:rPr>
+        <w:t xml:space="preserve">      </w:t>
+      </w:r>
       <w:r>
         <w:rPr>
           <w:rFonts w:ascii="Times New Roman" w:eastAsia="Times New Roman" w:hAnsi="Times New Roman" w:cs="Times New Roman"/>
@@ -1886,6 +1897,8 @@
           </wp:inline>
         </w:drawing>
       </w:r>
+      <w:bookmarkStart w:id="0" w:name="_GoBack"/>
+      <w:bookmarkEnd w:id="0"/>
     </w:p>
     <w:p>
       <w:pPr>
@@ -3008,8 +3021,6 @@
           <w:color w:val="FF0000"/>
         </w:rPr>
       </w:pPr>
-      <w:bookmarkStart w:id="0" w:name="_GoBack"/>
-      <w:bookmarkEnd w:id="0"/>
     </w:p>
     <w:sectPr>
       <w:pgSz w:w="11906" w:h="16838"/>

--- a/MYSQL/Demo/1st_practice.docx
+++ b/MYSQL/Demo/1st_practice.docx
@@ -207,6 +207,9 @@
         </w:rPr>
       </w:pPr>
       <w:r>
+        <w:rPr>
+          <w:b/>
+        </w:rPr>
         <w:t>Display employees working in IT department.</w:t>
       </w:r>
     </w:p>
@@ -1370,6 +1373,18 @@
           </wp:inline>
         </w:drawing>
       </w:r>
+      <w:r>
+        <w:rPr>
+          <w:b/>
+          <w:bCs/>
+          <w:color w:val="FF0000"/>
+          <w:sz w:val="32"/>
+          <w:szCs w:val="32"/>
+        </w:rPr>
+        <w:t xml:space="preserve">  </w:t>
+      </w:r>
+      <w:bookmarkStart w:id="0" w:name="_GoBack"/>
+      <w:bookmarkEnd w:id="0"/>
     </w:p>
     <w:p>
       <w:r>
@@ -1897,8 +1912,6 @@
           </wp:inline>
         </w:drawing>
       </w:r>
-      <w:bookmarkStart w:id="0" w:name="_GoBack"/>
-      <w:bookmarkEnd w:id="0"/>
     </w:p>
     <w:p>
       <w:pPr>
